--- a/Nouveau Document Microsoft Word.docx
+++ b/Nouveau Document Microsoft Word.docx
@@ -3,12 +3,454 @@
 <w:document xmlns:wpc="http://schemas.microsoft.com/office/word/2010/wordprocessingCanvas" xmlns:mc="http://schemas.openxmlformats.org/markup-compatibility/2006" xmlns:o="urn:schemas-microsoft-com:office:office" xmlns:r="http://schemas.openxmlformats.org/officeDocument/2006/relationships" xmlns:m="http://schemas.openxmlformats.org/officeDocument/2006/math" xmlns:v="urn:schemas-microsoft-com:vml" xmlns:wp14="http://schemas.microsoft.com/office/word/2010/wordprocessingDrawing" xmlns:wp="http://schemas.openxmlformats.org/drawingml/2006/wordprocessingDrawing" xmlns:w10="urn:schemas-microsoft-com:office:word" xmlns:w="http://schemas.openxmlformats.org/wordprocessingml/2006/main" xmlns:w14="http://schemas.microsoft.com/office/word/2010/wordml" xmlns:w15="http://schemas.microsoft.com/office/word/2012/wordml" xmlns:wpg="http://schemas.microsoft.com/office/word/2010/wordprocessingGroup" xmlns:wpi="http://schemas.microsoft.com/office/word/2010/wordprocessingInk" xmlns:wne="http://schemas.microsoft.com/office/word/2006/wordml" xmlns:wps="http://schemas.microsoft.com/office/word/2010/wordprocessingShape" mc:Ignorable="w14 w15 wp14">
   <w:body>
     <w:p>
-      <w:r>
+      <w:pPr>
+        <w:rPr>
+          <w:lang w:val="en-US"/>
+        </w:rPr>
+      </w:pPr>
+      <w:r>
+        <w:rPr>
+          <w:lang w:val="en-US"/>
+        </w:rPr>
         <w:t xml:space="preserve"> </w:t>
       </w:r>
-      <w:r>
-        <w:t>http://lifestart.infinityfreeapp.com/</w:t>
-      </w:r>
+      <w:hyperlink r:id="rId4" w:history="1">
+        <w:r>
+          <w:rPr>
+            <w:rStyle w:val="Lienhypertexte"/>
+            <w:lang w:val="en-US"/>
+          </w:rPr>
+          <w:t>http://lifestart.infinityfreeapp.com/</w:t>
+        </w:r>
+      </w:hyperlink>
+    </w:p>
+    <w:p>
+      <w:pPr>
+        <w:rPr>
+          <w:lang w:val="en-US"/>
+        </w:rPr>
+      </w:pPr>
+    </w:p>
+    <w:p>
+      <w:pPr>
+        <w:rPr>
+          <w:lang w:val="en-US"/>
+        </w:rPr>
+      </w:pPr>
+      <w:r>
+        <w:rPr>
+          <w:lang w:val="en-US"/>
+        </w:rPr>
+        <w:t>Salam sir</w:t>
+      </w:r>
+      <w:proofErr w:type="gramStart"/>
+      <w:r>
+        <w:rPr>
+          <w:lang w:val="en-US"/>
+        </w:rPr>
+        <w:t>,</w:t>
+      </w:r>
+      <w:proofErr w:type="gramEnd"/>
+      <w:r>
+        <w:rPr>
+          <w:lang w:val="en-US"/>
+        </w:rPr>
+        <w:br/>
+      </w:r>
+      <w:r>
+        <w:rPr>
+          <w:lang w:val="en-US"/>
+        </w:rPr>
+        <w:br/>
+        <w:t>We hope you are doing well.</w:t>
+      </w:r>
+      <w:r>
+        <w:rPr>
+          <w:lang w:val="en-US"/>
+        </w:rPr>
+        <w:br/>
+        <w:t xml:space="preserve">Below is a summary of each team member’s contributions to the </w:t>
+      </w:r>
+      <w:proofErr w:type="spellStart"/>
+      <w:r>
+        <w:rPr>
+          <w:lang w:val="en-US"/>
+        </w:rPr>
+        <w:t>LifeStart</w:t>
+      </w:r>
+      <w:proofErr w:type="spellEnd"/>
+      <w:r>
+        <w:rPr>
+          <w:lang w:val="en-US"/>
+        </w:rPr>
+        <w:t xml:space="preserve"> project, along with the project website link.</w:t>
+      </w:r>
+      <w:r>
+        <w:rPr>
+          <w:lang w:val="en-US"/>
+        </w:rPr>
+        <w:br/>
+      </w:r>
+      <w:r>
+        <w:rPr>
+          <w:lang w:val="en-US"/>
+        </w:rPr>
+        <w:br/>
+        <w:t>You can access the website hosted at:</w:t>
+      </w:r>
+      <w:r>
+        <w:rPr>
+          <w:lang w:val="en-US"/>
+        </w:rPr>
+        <w:br/>
+      </w:r>
+      <w:hyperlink r:id="rId5" w:history="1">
+        <w:r>
+          <w:rPr>
+            <w:rStyle w:val="Lienhypertexte"/>
+            <w:lang w:val="en-US"/>
+          </w:rPr>
+          <w:t>http://lifestart.infinityfreeapp.com/</w:t>
+        </w:r>
+      </w:hyperlink>
+      <w:r>
+        <w:rPr>
+          <w:lang w:val="en-US"/>
+        </w:rPr>
+        <w:br/>
+      </w:r>
+      <w:proofErr w:type="spellStart"/>
+      <w:r>
+        <w:rPr>
+          <w:lang w:val="en-US"/>
+        </w:rPr>
+        <w:t>Loubna</w:t>
+      </w:r>
+      <w:proofErr w:type="spellEnd"/>
+      <w:r>
+        <w:rPr>
+          <w:lang w:val="en-US"/>
+        </w:rPr>
+        <w:t>:</w:t>
+      </w:r>
+      <w:r>
+        <w:rPr>
+          <w:lang w:val="en-US"/>
+        </w:rPr>
+        <w:br/>
+      </w:r>
+      <w:r>
+        <w:rPr>
+          <w:lang w:val="en-US"/>
+        </w:rPr>
+        <w:br/>
+        <w:t>- Developed the complete account system (registration, login, profile, mailer, reset password, sessions)</w:t>
+      </w:r>
+      <w:r>
+        <w:rPr>
+          <w:lang w:val="en-US"/>
+        </w:rPr>
+        <w:br/>
+        <w:t>- Implemented the home page</w:t>
+      </w:r>
+      <w:r>
+        <w:rPr>
+          <w:lang w:val="en-US"/>
+        </w:rPr>
+        <w:br/>
+        <w:t>- Created the main navigation slider</w:t>
+      </w:r>
+      <w:r>
+        <w:rPr>
+          <w:lang w:val="en-US"/>
+        </w:rPr>
+        <w:br/>
+        <w:t>- Worked on the hosting part and part of the linking</w:t>
+      </w:r>
+      <w:r>
+        <w:rPr>
+          <w:lang w:val="en-US"/>
+        </w:rPr>
+        <w:br/>
+      </w:r>
+      <w:r>
+        <w:rPr>
+          <w:lang w:val="en-US"/>
+        </w:rPr>
+        <w:br/>
+        <w:t>Maria:</w:t>
+      </w:r>
+      <w:r>
+        <w:rPr>
+          <w:lang w:val="en-US"/>
+        </w:rPr>
+        <w:br/>
+      </w:r>
+      <w:r>
+        <w:rPr>
+          <w:lang w:val="en-US"/>
+        </w:rPr>
+        <w:br/>
+        <w:t>- Developed the donation page and donate pages</w:t>
+      </w:r>
+      <w:r>
+        <w:rPr>
+          <w:lang w:val="en-US"/>
+        </w:rPr>
+        <w:br/>
+        <w:t xml:space="preserve">- Implemented the board page (everything in the </w:t>
+      </w:r>
+      <w:proofErr w:type="spellStart"/>
+      <w:r>
+        <w:rPr>
+          <w:lang w:val="en-US"/>
+        </w:rPr>
+        <w:t>boardstory</w:t>
+      </w:r>
+      <w:proofErr w:type="spellEnd"/>
+      <w:r>
+        <w:rPr>
+          <w:lang w:val="en-US"/>
+        </w:rPr>
+        <w:t xml:space="preserve"> folder and </w:t>
+      </w:r>
+      <w:proofErr w:type="spellStart"/>
+      <w:r>
+        <w:rPr>
+          <w:lang w:val="en-US"/>
+        </w:rPr>
+        <w:t>board.php</w:t>
+      </w:r>
+      <w:proofErr w:type="spellEnd"/>
+      <w:r>
+        <w:rPr>
+          <w:lang w:val="en-US"/>
+        </w:rPr>
+        <w:t>)</w:t>
+      </w:r>
+      <w:r>
+        <w:rPr>
+          <w:lang w:val="en-US"/>
+        </w:rPr>
+        <w:br/>
+        <w:t>- Worked on part of the JavaScript for payment card validation</w:t>
+      </w:r>
+      <w:r>
+        <w:rPr>
+          <w:lang w:val="en-US"/>
+        </w:rPr>
+        <w:br/>
+        <w:t>- Contributed to part of the cart display for products</w:t>
+      </w:r>
+      <w:r>
+        <w:rPr>
+          <w:lang w:val="en-US"/>
+        </w:rPr>
+        <w:br/>
+      </w:r>
+      <w:r>
+        <w:rPr>
+          <w:lang w:val="en-US"/>
+        </w:rPr>
+        <w:br/>
+      </w:r>
+      <w:proofErr w:type="spellStart"/>
+      <w:r>
+        <w:rPr>
+          <w:lang w:val="en-US"/>
+        </w:rPr>
+        <w:t>Yasmine</w:t>
+      </w:r>
+      <w:proofErr w:type="spellEnd"/>
+      <w:r>
+        <w:rPr>
+          <w:lang w:val="en-US"/>
+        </w:rPr>
+        <w:t>:</w:t>
+      </w:r>
+      <w:r>
+        <w:rPr>
+          <w:lang w:val="en-US"/>
+        </w:rPr>
+        <w:br/>
+      </w:r>
+      <w:r>
+        <w:rPr>
+          <w:lang w:val="en-US"/>
+        </w:rPr>
+        <w:br/>
+        <w:t>- Implemented all functionalities in the shop folder</w:t>
+      </w:r>
+      <w:r>
+        <w:rPr>
+          <w:lang w:val="en-US"/>
+        </w:rPr>
+        <w:br/>
+        <w:t>- Managed product display by category (men/women) in different sections</w:t>
+      </w:r>
+      <w:r>
+        <w:rPr>
+          <w:lang w:val="en-US"/>
+        </w:rPr>
+        <w:br/>
+        <w:t>- Displayed products in rows (4 products per row)</w:t>
+      </w:r>
+      <w:r>
+        <w:rPr>
+          <w:lang w:val="en-US"/>
+        </w:rPr>
+        <w:br/>
+        <w:t>- Handled product information display using PHP</w:t>
+      </w:r>
+      <w:r>
+        <w:rPr>
+          <w:lang w:val="en-US"/>
+        </w:rPr>
+        <w:br/>
+        <w:t>- Created the summary using tables</w:t>
+      </w:r>
+      <w:r>
+        <w:rPr>
+          <w:lang w:val="en-US"/>
+        </w:rPr>
+        <w:br/>
+        <w:t>- Developed the cart display file</w:t>
+      </w:r>
+      <w:r>
+        <w:rPr>
+          <w:lang w:val="en-US"/>
+        </w:rPr>
+        <w:br/>
+        <w:t>- Implemented the payment file by integrating the real JavaScript checking added by Maria</w:t>
+      </w:r>
+      <w:r>
+        <w:rPr>
+          <w:lang w:val="en-US"/>
+        </w:rPr>
+        <w:br/>
+        <w:t>- Proposed and implemented the idea of having a separate cart from the main page</w:t>
+      </w:r>
+      <w:r>
+        <w:rPr>
+          <w:lang w:val="en-US"/>
+        </w:rPr>
+        <w:br/>
+      </w:r>
+      <w:r>
+        <w:rPr>
+          <w:lang w:val="en-US"/>
+        </w:rPr>
+        <w:br/>
+      </w:r>
+      <w:proofErr w:type="spellStart"/>
+      <w:r>
+        <w:rPr>
+          <w:lang w:val="en-US"/>
+        </w:rPr>
+        <w:t>Aya</w:t>
+      </w:r>
+      <w:proofErr w:type="spellEnd"/>
+      <w:r>
+        <w:rPr>
+          <w:lang w:val="en-US"/>
+        </w:rPr>
+        <w:t>:</w:t>
+      </w:r>
+      <w:r>
+        <w:rPr>
+          <w:lang w:val="en-US"/>
+        </w:rPr>
+        <w:br/>
+      </w:r>
+      <w:r>
+        <w:rPr>
+          <w:lang w:val="en-US"/>
+        </w:rPr>
+        <w:br/>
+        <w:t>- Developed the Courses section</w:t>
+      </w:r>
+      <w:r>
+        <w:rPr>
+          <w:lang w:val="en-US"/>
+        </w:rPr>
+        <w:br/>
+        <w:t>- Designed the concept of providing fundamentals for each major category in religion</w:t>
+      </w:r>
+      <w:r>
+        <w:rPr>
+          <w:lang w:val="en-US"/>
+        </w:rPr>
+        <w:br/>
+        <w:t>- Created useful quizzes to strengthen users’ knowledge</w:t>
+      </w:r>
+      <w:r>
+        <w:rPr>
+          <w:lang w:val="en-US"/>
+        </w:rPr>
+        <w:br/>
+        <w:t>- Generated and managed the database structure</w:t>
+      </w:r>
+      <w:r>
+        <w:rPr>
+          <w:lang w:val="en-US"/>
+        </w:rPr>
+        <w:br/>
+        <w:t>- Created the database file</w:t>
+      </w:r>
+      <w:r>
+        <w:rPr>
+          <w:lang w:val="en-US"/>
+        </w:rPr>
+        <w:br/>
+      </w:r>
+      <w:r>
+        <w:rPr>
+          <w:lang w:val="en-US"/>
+        </w:rPr>
+        <w:br/>
+      </w:r>
+      <w:r>
+        <w:rPr>
+          <w:lang w:val="en-US"/>
+        </w:rPr>
+        <w:br/>
+        <w:t>Kind regards,</w:t>
+      </w:r>
+      <w:r>
+        <w:rPr>
+          <w:lang w:val="en-US"/>
+        </w:rPr>
+        <w:br/>
+      </w:r>
+      <w:proofErr w:type="spellStart"/>
+      <w:r>
+        <w:rPr>
+          <w:lang w:val="en-US"/>
+        </w:rPr>
+        <w:t>Yasmine</w:t>
+      </w:r>
+      <w:proofErr w:type="spellEnd"/>
+      <w:r>
+        <w:rPr>
+          <w:lang w:val="en-US"/>
+        </w:rPr>
+        <w:t xml:space="preserve"> </w:t>
+      </w:r>
+      <w:proofErr w:type="spellStart"/>
+      <w:r>
+        <w:rPr>
+          <w:lang w:val="en-US"/>
+        </w:rPr>
+        <w:t>Ziani</w:t>
+      </w:r>
+      <w:proofErr w:type="spellEnd"/>
+    </w:p>
+    <w:p>
+      <w:pPr>
+        <w:rPr>
+          <w:lang w:val="en-US"/>
+        </w:rPr>
+      </w:pPr>
       <w:bookmarkStart w:id="0" w:name="_GoBack"/>
       <w:bookmarkEnd w:id="0"/>
     </w:p>
@@ -443,6 +885,17 @@
     <w:semiHidden/>
     <w:unhideWhenUsed/>
   </w:style>
+  <w:style w:type="character" w:styleId="Lienhypertexte">
+    <w:name w:val="Hyperlink"/>
+    <w:basedOn w:val="Policepardfaut"/>
+    <w:uiPriority w:val="99"/>
+    <w:unhideWhenUsed/>
+    <w:rsid w:val="00857192"/>
+    <w:rPr>
+      <w:color w:val="0563C1" w:themeColor="hyperlink"/>
+      <w:u w:val="single"/>
+    </w:rPr>
+  </w:style>
 </w:styles>
 </file>
 
